--- a/AWS_Proposal_Document-DailyFlow.docx
+++ b/AWS_Proposal_Document-DailyFlow.docx
@@ -28,9 +28,6 @@
     <w:p>
       <w:pPr>
         <w:pStyle w:val="Heading3"/>
-        <w:rPr>
-          <w:rFonts w:hint="cs"/>
-        </w:rPr>
       </w:pPr>
       <w:r>
         <w:t>Project Information</w:t>
@@ -57,14 +54,6 @@
           <w:color w:val="auto"/>
         </w:rPr>
         <w:t>DailyFlow</w:t>
-      </w:r>
-      <w:r>
-        <w:rPr>
-          <w:b w:val="0"/>
-          <w:bCs w:val="0"/>
-          <w:color w:val="auto"/>
-        </w:rPr>
-        <w:br/>
       </w:r>
       <w:r>
         <w:rPr>
@@ -106,14 +95,6 @@
       </w:r>
       <w:r>
         <w:rPr>
-          <w:b w:val="0"/>
-          <w:bCs w:val="0"/>
-          <w:color w:val="auto"/>
-        </w:rPr>
-        <w:br/>
-      </w:r>
-      <w:r>
-        <w:rPr>
           <w:color w:val="auto"/>
         </w:rPr>
         <w:t>Project Track:</w:t>
@@ -131,14 +112,28 @@
     <w:p>
       <w:pPr>
         <w:pStyle w:val="Heading3"/>
+        <w:rPr>
+          <w:rtl/>
+        </w:rPr>
       </w:pPr>
       <w:r>
         <w:t>1. Background</w:t>
       </w:r>
-    </w:p>
-    <w:p>
       <w:r>
-        <w:t>Provide a brief introduction to the field of study or technology your project is related to. Include relevant historical and current context.</w:t>
+        <w:rPr>
+          <w:rtl/>
+          <w:lang w:bidi="he-IL"/>
+        </w:rPr>
+        <w:br/>
+      </w:r>
+      <w:r>
+        <w:rPr>
+          <w:rFonts w:asciiTheme="minorHAnsi" w:eastAsiaTheme="minorEastAsia" w:hAnsiTheme="minorHAnsi" w:cstheme="minorBidi"/>
+          <w:b w:val="0"/>
+          <w:bCs w:val="0"/>
+          <w:color w:val="auto"/>
+        </w:rPr>
+        <w:t>Everyday life is increasingly technology-driven, and people often rely on multiple separate apps to manage tasks, calendars, habits, and well-being. As students with many responsibilities, we couldn’t find a single tool that brings everything together in a clear and supportive way, which led us to explore a web-based solution that does exactly that.</w:t>
       </w:r>
     </w:p>
     <w:p>
@@ -152,7 +147,6 @@
     <w:p>
       <w:pPr>
         <w:rPr>
-          <w:rFonts w:hint="cs"/>
           <w:lang w:bidi="he-IL"/>
         </w:rPr>
       </w:pPr>
@@ -261,19 +255,7 @@
         <w:rPr>
           <w:lang w:bidi="he-IL"/>
         </w:rPr>
-        <w:t xml:space="preserve"> </w:t>
-      </w:r>
-      <w:r>
-        <w:rPr>
-          <w:lang w:bidi="he-IL"/>
-        </w:rPr>
-        <w:t>-</w:t>
-      </w:r>
-      <w:r>
-        <w:rPr>
-          <w:lang w:bidi="he-IL"/>
-        </w:rPr>
-        <w:t xml:space="preserve"> focuses on student schedules, exams and assignments only.</w:t>
+        <w:t xml:space="preserve"> - focuses on student schedules, exams and assignments only.</w:t>
       </w:r>
     </w:p>
     <w:p>
@@ -311,19 +293,7 @@
         <w:rPr>
           <w:lang w:bidi="he-IL"/>
         </w:rPr>
-        <w:t xml:space="preserve"> </w:t>
-      </w:r>
-      <w:r>
-        <w:rPr>
-          <w:lang w:bidi="he-IL"/>
-        </w:rPr>
-        <w:t>-</w:t>
-      </w:r>
-      <w:r>
-        <w:rPr>
-          <w:lang w:bidi="he-IL"/>
-        </w:rPr>
-        <w:t xml:space="preserve"> focuses on nutrition and fitness plans, not on daily calendars.</w:t>
+        <w:t xml:space="preserve"> - focuses on nutrition and fitness plans, not on daily calendars.</w:t>
       </w:r>
     </w:p>
     <w:p>
@@ -345,40 +315,19 @@
           <w:bCs/>
           <w:lang w:bidi="he-IL"/>
         </w:rPr>
-        <w:t>Samsung Health</w:t>
-      </w:r>
-      <w:r>
-        <w:rPr>
-          <w:b/>
-          <w:bCs/>
-          <w:lang w:bidi="he-IL"/>
-        </w:rPr>
-        <w:t>/Apple Watch</w:t>
+        <w:t>Samsung Health/Apple Watch</w:t>
       </w:r>
       <w:r>
         <w:rPr>
           <w:lang w:bidi="he-IL"/>
         </w:rPr>
-        <w:t xml:space="preserve"> </w:t>
-      </w:r>
-      <w:r>
-        <w:rPr>
-          <w:lang w:bidi="he-IL"/>
-        </w:rPr>
-        <w:t>-</w:t>
-      </w:r>
-      <w:r>
-        <w:rPr>
-          <w:lang w:bidi="he-IL"/>
-        </w:rPr>
-        <w:t xml:space="preserve"> tracks heart rate, stress and activity from wearables, without calendar-based planning.</w:t>
+        <w:t xml:space="preserve"> - tracks heart rate, stress and activity from wearables, without calendar-based planning.</w:t>
       </w:r>
     </w:p>
     <w:p>
       <w:pPr>
         <w:spacing w:after="0"/>
         <w:rPr>
-          <w:rFonts w:hint="cs"/>
           <w:lang w:bidi="he-IL"/>
         </w:rPr>
       </w:pPr>
@@ -416,32 +365,10 @@
           <w:b w:val="0"/>
           <w:bCs w:val="0"/>
         </w:rPr>
-        <w:t xml:space="preserve">in </w:t>
+        <w:t>in an integrated, cloud-based system</w:t>
       </w:r>
       <w:r>
-        <w:rPr>
-          <w:rStyle w:val="Strong"/>
-          <w:b w:val="0"/>
-          <w:bCs w:val="0"/>
-        </w:rPr>
-        <w:t>an</w:t>
-      </w:r>
-      <w:r>
-        <w:rPr>
-          <w:rStyle w:val="Strong"/>
-          <w:b w:val="0"/>
-          <w:bCs w:val="0"/>
-        </w:rPr>
-        <w:t xml:space="preserve"> integrated, cloud-based system</w:t>
-      </w:r>
-      <w:r>
-        <w:t xml:space="preserve">. Instead of using different apps for schedule, healthy habits and wellbeing, DailyFlow connects to the user’s calendar and wearable data and helps manage </w:t>
-      </w:r>
-      <w:r>
-        <w:t>all</w:t>
-      </w:r>
-      <w:r>
-        <w:t xml:space="preserve"> these dimensions in a single place.</w:t>
+        <w:t>. Instead of using different apps for schedule, healthy habits and wellbeing, DailyFlow connects to the user’s calendar and wearable data and helps manage all these dimensions in a single place.</w:t>
       </w:r>
     </w:p>
     <w:p>
@@ -476,7 +403,6 @@
       <w:pPr>
         <w:pStyle w:val="Heading3"/>
         <w:rPr>
-          <w:rFonts w:hint="cs"/>
           <w:rtl/>
         </w:rPr>
       </w:pPr>
@@ -535,9 +461,6 @@
     <w:p>
       <w:pPr>
         <w:pStyle w:val="Heading3"/>
-        <w:rPr>
-          <w:rFonts w:hint="cs"/>
-        </w:rPr>
       </w:pPr>
       <w:r>
         <w:t>8. Features and User Flow</w:t>
@@ -570,16 +493,7 @@
           <w:bCs w:val="0"/>
           <w:color w:val="auto"/>
         </w:rPr>
-        <w:t>All</w:t>
-      </w:r>
-      <w:r>
-        <w:rPr>
-          <w:rFonts w:asciiTheme="minorHAnsi" w:eastAsiaTheme="minorEastAsia" w:hAnsiTheme="minorHAnsi" w:cstheme="minorBidi"/>
-          <w:b w:val="0"/>
-          <w:bCs w:val="0"/>
-          <w:color w:val="auto"/>
-        </w:rPr>
-        <w:t xml:space="preserve"> these choices can later be changed in </w:t>
+        <w:t xml:space="preserve">All these choices can later be changed in </w:t>
       </w:r>
       <w:r>
         <w:rPr>
@@ -637,7 +551,7 @@
         <w:spacing w:before="0"/>
         <w:ind w:left="284" w:hanging="284"/>
         <w:rPr>
-          <w:rFonts w:asciiTheme="minorHAnsi" w:eastAsiaTheme="minorEastAsia" w:hAnsiTheme="minorHAnsi" w:cstheme="minorBidi" w:hint="cs"/>
+          <w:rFonts w:asciiTheme="minorHAnsi" w:eastAsiaTheme="minorEastAsia" w:hAnsiTheme="minorHAnsi" w:cstheme="minorBidi"/>
           <w:b w:val="0"/>
           <w:bCs w:val="0"/>
           <w:color w:val="auto"/>
@@ -690,7 +604,7 @@
         <w:spacing w:before="0"/>
         <w:ind w:left="284" w:hanging="284"/>
         <w:rPr>
-          <w:rFonts w:asciiTheme="minorHAnsi" w:eastAsiaTheme="minorEastAsia" w:hAnsiTheme="minorHAnsi" w:cstheme="minorBidi" w:hint="cs"/>
+          <w:rFonts w:asciiTheme="minorHAnsi" w:eastAsiaTheme="minorEastAsia" w:hAnsiTheme="minorHAnsi" w:cstheme="minorBidi"/>
           <w:b w:val="0"/>
           <w:bCs w:val="0"/>
           <w:color w:val="auto"/>
@@ -721,25 +635,7 @@
           <w:bCs w:val="0"/>
           <w:color w:val="auto"/>
         </w:rPr>
-        <w:t xml:space="preserve"> displays suggested meals and simple meal-prep ideas based on the user’s </w:t>
-      </w:r>
-      <w:r>
-        <w:rPr>
-          <w:rFonts w:asciiTheme="minorHAnsi" w:eastAsiaTheme="minorEastAsia" w:hAnsiTheme="minorHAnsi" w:cstheme="minorBidi"/>
-          <w:b w:val="0"/>
-          <w:bCs w:val="0"/>
-          <w:color w:val="auto"/>
-        </w:rPr>
-        <w:t>preferences and</w:t>
-      </w:r>
-      <w:r>
-        <w:rPr>
-          <w:rFonts w:asciiTheme="minorHAnsi" w:eastAsiaTheme="minorEastAsia" w:hAnsiTheme="minorHAnsi" w:cstheme="minorBidi"/>
-          <w:b w:val="0"/>
-          <w:bCs w:val="0"/>
-          <w:color w:val="auto"/>
-        </w:rPr>
-        <w:t xml:space="preserve"> generates a basic grocery list for the selected period.</w:t>
+        <w:t xml:space="preserve"> displays suggested meals and simple meal-prep ideas based on the user’s preferences and generates a basic grocery list for the selected period.</w:t>
       </w:r>
     </w:p>
     <w:p>
@@ -752,7 +648,7 @@
         <w:spacing w:before="0"/>
         <w:ind w:left="284" w:hanging="284"/>
         <w:rPr>
-          <w:rFonts w:asciiTheme="minorHAnsi" w:eastAsiaTheme="minorEastAsia" w:hAnsiTheme="minorHAnsi" w:cstheme="minorBidi" w:hint="cs"/>
+          <w:rFonts w:asciiTheme="minorHAnsi" w:eastAsiaTheme="minorEastAsia" w:hAnsiTheme="minorHAnsi" w:cstheme="minorBidi"/>
           <w:b w:val="0"/>
           <w:bCs w:val="0"/>
           <w:color w:val="auto"/>
@@ -861,23 +757,7 @@
           <w:bCs w:val="0"/>
           <w:color w:val="auto"/>
         </w:rPr>
-        <w:t xml:space="preserve">Overview screen </w:t>
-      </w:r>
-      <w:r>
-        <w:rPr>
-          <w:b w:val="0"/>
-          <w:bCs w:val="0"/>
-          <w:color w:val="auto"/>
-        </w:rPr>
-        <w:t>-</w:t>
-      </w:r>
-      <w:r>
-        <w:rPr>
-          <w:b w:val="0"/>
-          <w:bCs w:val="0"/>
-          <w:color w:val="auto"/>
-        </w:rPr>
-        <w:t xml:space="preserve"> gives a simple summary of the week</w:t>
+        <w:t>Overview screen - gives a simple summary of the week</w:t>
       </w:r>
       <w:r>
         <w:rPr>
@@ -918,34 +798,7 @@
           <w:bCs w:val="0"/>
           <w:color w:val="auto"/>
         </w:rPr>
-        <w:t xml:space="preserve">We </w:t>
-      </w:r>
-      <w:r>
-        <w:rPr>
-          <w:rFonts w:asciiTheme="minorHAnsi" w:eastAsiaTheme="minorEastAsia" w:hAnsiTheme="minorHAnsi" w:cstheme="minorBidi"/>
-          <w:b w:val="0"/>
-          <w:bCs w:val="0"/>
-          <w:color w:val="auto"/>
-        </w:rPr>
-        <w:t>will use a few key external services: Google Calendar (to read and write calendar events), smartwatch (to read basic stress/</w:t>
-      </w:r>
-      <w:r>
-        <w:rPr>
-          <w:rFonts w:asciiTheme="minorHAnsi" w:eastAsiaTheme="minorEastAsia" w:hAnsiTheme="minorHAnsi" w:cstheme="minorBidi"/>
-          <w:b w:val="0"/>
-          <w:bCs w:val="0"/>
-          <w:color w:val="auto"/>
-        </w:rPr>
-        <w:t>heart rate</w:t>
-      </w:r>
-      <w:r>
-        <w:rPr>
-          <w:rFonts w:asciiTheme="minorHAnsi" w:eastAsiaTheme="minorEastAsia" w:hAnsiTheme="minorHAnsi" w:cstheme="minorBidi"/>
-          <w:b w:val="0"/>
-          <w:bCs w:val="0"/>
-          <w:color w:val="auto"/>
-        </w:rPr>
-        <w:t>), and a GenAI service (to suggest recipes, help structure grocery lists, and recommend meditation content).</w:t>
+        <w:t>We will use a few key external services: Google Calendar (to read and write calendar events), smartwatch (to read basic stress/heart rate), and a GenAI service (to suggest recipes, help structure grocery lists, and recommend meditation content).</w:t>
       </w:r>
     </w:p>
     <w:p>
@@ -1317,7 +1170,7 @@
                                   </pic:cNvPicPr>
                                 </pic:nvPicPr>
                                 <pic:blipFill>
-                                  <a:blip r:embed="rId1">
+                                  <a:blip r:embed="rId2">
                                     <a:extLst>
                                       <a:ext uri="{28A0092B-C50C-407E-A947-70E740481C1C}">
                                         <a14:useLocalDpi xmlns:a14="http://schemas.microsoft.com/office/drawing/2010/main" val="0"/>
